--- a/Minería de datos/Practica 2/Práctica 2.docx
+++ b/Minería de datos/Practica 2/Práctica 2.docx
@@ -3,6 +3,44 @@
 <w:document xmlns:wpc="http://schemas.microsoft.com/office/word/2010/wordprocessingCanvas" xmlns:cx="http://schemas.microsoft.com/office/drawing/2014/chartex" xmlns:cx1="http://schemas.microsoft.com/office/drawing/2015/9/8/chartex" xmlns:cx2="http://schemas.microsoft.com/office/drawing/2015/10/21/chartex" xmlns:cx3="http://schemas.microsoft.com/office/drawing/2016/5/9/chartex" xmlns:cx4="http://schemas.microsoft.com/office/drawing/2016/5/10/chartex" xmlns:cx5="http://schemas.microsoft.com/office/drawing/2016/5/11/chartex" xmlns:cx6="http://schemas.microsoft.com/office/drawing/2016/5/12/chartex" xmlns:cx7="http://schemas.microsoft.com/office/drawing/2016/5/13/chartex" xmlns:cx8="http://schemas.microsoft.com/office/drawing/2016/5/14/chartex" xmlns:mc="http://schemas.openxmlformats.org/markup-compatibility/2006" xmlns:aink="http://schemas.microsoft.com/office/drawing/2016/ink" xmlns:am3d="http://schemas.microsoft.com/office/drawing/2017/model3d" xmlns:o="urn:schemas-microsoft-com:office:office" xmlns:oel="http://schemas.microsoft.com/office/2019/extlst" xmlns:r="http://schemas.openxmlformats.org/officeDocument/2006/relationships" xmlns:m="http://schemas.openxmlformats.org/officeDocument/2006/math" xmlns:v="urn:schemas-microsoft-com:vml" xmlns:wp14="http://schemas.microsoft.com/office/word/2010/wordprocessingDrawing" xmlns:wp="http://schemas.openxmlformats.org/drawingml/2006/wordprocessingDrawing" xmlns:w10="urn:schemas-microsoft-com:office:word" xmlns:w="http://schemas.openxmlformats.org/wordprocessingml/2006/main" xmlns:w14="http://schemas.microsoft.com/office/word/2010/wordml" xmlns:w15="http://schemas.microsoft.com/office/word/2012/wordml" xmlns:w16cex="http://schemas.microsoft.com/office/word/2018/wordml/cex" xmlns:w16cid="http://schemas.microsoft.com/office/word/2016/wordml/cid" xmlns:w16="http://schemas.microsoft.com/office/word/2018/wordml" xmlns:w16du="http://schemas.microsoft.com/office/word/2023/wordml/word16du" xmlns:w16sdtdh="http://schemas.microsoft.com/office/word/2020/wordml/sdtdatahash" xmlns:w16sdtfl="http://schemas.microsoft.com/office/word/2024/wordml/sdtformatlock" xmlns:w16se="http://schemas.microsoft.com/office/word/2015/wordml/symex" xmlns:wpg="http://schemas.microsoft.com/office/word/2010/wordprocessingGroup" xmlns:wpi="http://schemas.microsoft.com/office/word/2010/wordprocessingInk" xmlns:wne="http://schemas.microsoft.com/office/word/2006/wordml" xmlns:wps="http://schemas.microsoft.com/office/word/2010/wordprocessingShape" mc:Ignorable="w14 w15 w16se w16cid w16 w16cex w16sdtdh w16sdtfl w16du wp14">
   <w:body>
     <w:p>
+      <w:pPr>
+        <w:pStyle w:val="Ttulo1"/>
+      </w:pPr>
+      <w:r>
+        <w:t>Objetivo</w:t>
+      </w:r>
+    </w:p>
+    <w:p>
+      <w:r>
+        <w:t>Analizar las variantes y casos de un proceso utilizando Disco.</w:t>
+      </w:r>
+    </w:p>
+    <w:p>
+      <w:pPr>
+        <w:pStyle w:val="Ttulo1"/>
+      </w:pPr>
+      <w:r>
+        <w:t>Marco teórico</w:t>
+      </w:r>
+    </w:p>
+    <w:p>
+      <w:r>
+        <w:t>Aquí va información sobre Disco, supongo.</w:t>
+      </w:r>
+      <w:r>
+        <w:br/>
+        <w:t>Y sobre temas relacionados.</w:t>
+      </w:r>
+    </w:p>
+    <w:p>
+      <w:pPr>
+        <w:pStyle w:val="Ttulo1"/>
+      </w:pPr>
+      <w:r>
+        <w:t>Desarrollo</w:t>
+      </w:r>
+    </w:p>
+    <w:p>
       <w:r>
         <w:t xml:space="preserve">Después de instalar el </w:t>
       </w:r>
@@ -41,6 +79,9 @@
     </w:p>
     <w:p>
       <w:r>
+        <w:rPr>
+          <w:noProof/>
+        </w:rPr>
         <w:drawing>
           <wp:inline distT="0" distB="0" distL="0" distR="0" wp14:anchorId="0B55F242" wp14:editId="795FBF24">
             <wp:extent cx="5612130" cy="2814955"/>
@@ -57,7 +98,7 @@
                     <pic:cNvPicPr/>
                   </pic:nvPicPr>
                   <pic:blipFill>
-                    <a:blip r:embed="rId4"/>
+                    <a:blip r:embed="rId5"/>
                     <a:stretch>
                       <a:fillRect/>
                     </a:stretch>
@@ -120,6 +161,10 @@
     </w:p>
     <w:p>
       <w:r>
+        <w:rPr>
+          <w:noProof/>
+        </w:rPr>
+        <w:lastRenderedPageBreak/>
         <w:drawing>
           <wp:inline distT="0" distB="0" distL="0" distR="0" wp14:anchorId="5F3FD8EA" wp14:editId="5A36E02D">
             <wp:extent cx="5612130" cy="2687320"/>
@@ -136,7 +181,7 @@
                     <pic:cNvPicPr/>
                   </pic:nvPicPr>
                   <pic:blipFill>
-                    <a:blip r:embed="rId5"/>
+                    <a:blip r:embed="rId6"/>
                     <a:stretch>
                       <a:fillRect/>
                     </a:stretch>
@@ -159,7 +204,6 @@
     </w:p>
     <w:p>
       <w:r>
-        <w:lastRenderedPageBreak/>
         <w:t xml:space="preserve">Las </w:t>
       </w:r>
       <w:r>
@@ -220,6 +264,9 @@
     </w:p>
     <w:p>
       <w:r>
+        <w:rPr>
+          <w:noProof/>
+        </w:rPr>
         <w:drawing>
           <wp:inline distT="0" distB="0" distL="0" distR="0" wp14:anchorId="5D60F902" wp14:editId="4F532ACA">
             <wp:extent cx="4140000" cy="2143399"/>
@@ -236,7 +283,7 @@
                     <pic:cNvPicPr/>
                   </pic:nvPicPr>
                   <pic:blipFill rotWithShape="1">
-                    <a:blip r:embed="rId6"/>
+                    <a:blip r:embed="rId7"/>
                     <a:srcRect r="16909"/>
                     <a:stretch>
                       <a:fillRect/>
@@ -279,6 +326,9 @@
         <w:t xml:space="preserve">, tiene una cantidad de casos relacionados. Son casos que utilizaron dicha variante (dicha combinación de eventos). </w:t>
       </w:r>
       <w:r>
+        <w:rPr>
+          <w:noProof/>
+        </w:rPr>
         <w:drawing>
           <wp:inline distT="0" distB="0" distL="0" distR="0" wp14:anchorId="02546EBC" wp14:editId="09CAF18B">
             <wp:extent cx="4140000" cy="2150855"/>
@@ -295,7 +345,7 @@
                     <pic:cNvPicPr/>
                   </pic:nvPicPr>
                   <pic:blipFill rotWithShape="1">
-                    <a:blip r:embed="rId7"/>
+                    <a:blip r:embed="rId8"/>
                     <a:srcRect r="17197"/>
                     <a:stretch>
                       <a:fillRect/>
@@ -327,6 +377,7 @@
     </w:p>
     <w:p>
       <w:r>
+        <w:lastRenderedPageBreak/>
         <w:t>A pesar de usar la misma combinación de eventos, cada caso es distinto y suelen tener distintos tiempos en donde se llevaron a cabo. En esta línea de tiempo donde se señalan (Tiempo, Frecuencia de eventos), se representa en una cortina roja todo el tiempo que llevó ese caso. Desde el primer evento, hasta el último del caso.</w:t>
       </w:r>
     </w:p>
@@ -335,6 +386,9 @@
         <w:t xml:space="preserve"> </w:t>
       </w:r>
       <w:r>
+        <w:rPr>
+          <w:noProof/>
+        </w:rPr>
         <w:drawing>
           <wp:inline distT="0" distB="0" distL="0" distR="0" wp14:anchorId="235E0813" wp14:editId="6109A99E">
             <wp:extent cx="4140000" cy="1780978"/>
@@ -351,7 +405,7 @@
                     <pic:cNvPicPr/>
                   </pic:nvPicPr>
                   <pic:blipFill>
-                    <a:blip r:embed="rId8"/>
+                    <a:blip r:embed="rId9"/>
                     <a:stretch>
                       <a:fillRect/>
                     </a:stretch>
@@ -374,7 +428,6 @@
     </w:p>
     <w:p>
       <w:r>
-        <w:lastRenderedPageBreak/>
         <w:t xml:space="preserve">Para segmentar los datos, teníamos que examinar cada caso y revisar si mostraba signos de atención, es decir, si el caso tenía más que llamadas y correos </w:t>
       </w:r>
       <w:r>
@@ -2465,12 +2518,16 @@
     <w:p/>
     <w:p>
       <w:r>
+        <w:lastRenderedPageBreak/>
         <w:t>Y contando ahora con 2 archivos nuevos, vamos a analizar cada uno de ellos y compararlos.</w:t>
       </w:r>
       <w:r>
         <w:br/>
       </w:r>
       <w:r>
+        <w:rPr>
+          <w:noProof/>
+        </w:rPr>
         <w:drawing>
           <wp:inline distT="0" distB="0" distL="0" distR="0" wp14:anchorId="1DB4E74F" wp14:editId="401A95EB">
             <wp:extent cx="4887007" cy="1476581"/>
@@ -2487,7 +2544,7 @@
                     <pic:cNvPicPr/>
                   </pic:nvPicPr>
                   <pic:blipFill>
-                    <a:blip r:embed="rId9"/>
+                    <a:blip r:embed="rId10"/>
                     <a:stretch>
                       <a:fillRect/>
                     </a:stretch>
@@ -2508,6 +2565,934 @@
         </w:drawing>
       </w:r>
     </w:p>
+    <w:p>
+      <w:r>
+        <w:t xml:space="preserve"> Los casos sin atención son casos en donde entraron llamadas o </w:t>
+      </w:r>
+      <w:proofErr w:type="gramStart"/>
+      <w:r>
+        <w:t>correos</w:t>
+      </w:r>
+      <w:proofErr w:type="gramEnd"/>
+      <w:r>
+        <w:t xml:space="preserve"> pero nunca se atendieron, por lo que esperaría ver en </w:t>
+      </w:r>
+      <w:r>
+        <w:rPr>
+          <w:i/>
+          <w:iCs/>
+        </w:rPr>
+        <w:t>Casos_Sin_Atencion.csv</w:t>
+      </w:r>
+      <w:r>
+        <w:t xml:space="preserve"> casos que sólo tengan “</w:t>
+      </w:r>
+      <w:proofErr w:type="spellStart"/>
+      <w:r>
+        <w:t>Inbound</w:t>
+      </w:r>
+      <w:proofErr w:type="spellEnd"/>
+      <w:r>
+        <w:t xml:space="preserve"> Call” e “</w:t>
+      </w:r>
+      <w:proofErr w:type="spellStart"/>
+      <w:r>
+        <w:t>Inbound</w:t>
+      </w:r>
+      <w:proofErr w:type="spellEnd"/>
+      <w:r>
+        <w:t xml:space="preserve"> Email” y nada más, sin </w:t>
+      </w:r>
+      <w:proofErr w:type="gramStart"/>
+      <w:r>
+        <w:t>embargo</w:t>
+      </w:r>
+      <w:proofErr w:type="gramEnd"/>
+      <w:r>
+        <w:t xml:space="preserve"> no hay casos de “</w:t>
+      </w:r>
+      <w:proofErr w:type="spellStart"/>
+      <w:r>
+        <w:t>Inbound</w:t>
+      </w:r>
+      <w:proofErr w:type="spellEnd"/>
+      <w:r>
+        <w:t xml:space="preserve"> Email”. </w:t>
+      </w:r>
+    </w:p>
+    <w:p>
+      <w:r>
+        <w:t>Esto se debe a que no hay correos sin atender. Todos los “</w:t>
+      </w:r>
+      <w:proofErr w:type="spellStart"/>
+      <w:r>
+        <w:t>Inbound</w:t>
+      </w:r>
+      <w:proofErr w:type="spellEnd"/>
+      <w:r>
+        <w:t xml:space="preserve"> Email” en algún momento muestran señales de atención.</w:t>
+      </w:r>
+    </w:p>
+    <w:tbl>
+      <w:tblPr>
+        <w:tblStyle w:val="Tablaconcuadrcula"/>
+        <w:tblW w:w="0" w:type="auto"/>
+        <w:tblLook w:val="04A0" w:firstRow="1" w:lastRow="0" w:firstColumn="1" w:lastColumn="0" w:noHBand="0" w:noVBand="1"/>
+      </w:tblPr>
+      <w:tblGrid>
+        <w:gridCol w:w="1536"/>
+        <w:gridCol w:w="2664"/>
+        <w:gridCol w:w="3892"/>
+      </w:tblGrid>
+      <w:tr>
+        <w:tc>
+          <w:tcPr>
+            <w:tcW w:w="0" w:type="auto"/>
+            <w:hideMark/>
+          </w:tcPr>
+          <w:p>
+            <w:pPr>
+              <w:spacing w:after="160" w:line="259" w:lineRule="auto"/>
+            </w:pPr>
+            <w:r>
+              <w:rPr>
+                <w:b/>
+                <w:bCs/>
+              </w:rPr>
+              <w:t>Actividad</w:t>
+            </w:r>
+          </w:p>
+        </w:tc>
+        <w:tc>
+          <w:tcPr>
+            <w:tcW w:w="0" w:type="auto"/>
+            <w:hideMark/>
+          </w:tcPr>
+          <w:p>
+            <w:pPr>
+              <w:spacing w:after="160" w:line="259" w:lineRule="auto"/>
+            </w:pPr>
+            <w:proofErr w:type="gramStart"/>
+            <w:r>
+              <w:rPr>
+                <w:b/>
+                <w:bCs/>
+              </w:rPr>
+              <w:t>Total</w:t>
+            </w:r>
+            <w:proofErr w:type="gramEnd"/>
+            <w:r>
+              <w:rPr>
+                <w:b/>
+                <w:bCs/>
+              </w:rPr>
+              <w:t xml:space="preserve"> de veces que aparece</w:t>
+            </w:r>
+          </w:p>
+        </w:tc>
+        <w:tc>
+          <w:tcPr>
+            <w:tcW w:w="0" w:type="auto"/>
+            <w:hideMark/>
+          </w:tcPr>
+          <w:p>
+            <w:pPr>
+              <w:spacing w:after="160" w:line="259" w:lineRule="auto"/>
+            </w:pPr>
+            <w:r>
+              <w:rPr>
+                <w:b/>
+                <w:bCs/>
+              </w:rPr>
+              <w:t>¿Cuántas terminaron en "Sin Atención"?</w:t>
+            </w:r>
+          </w:p>
+        </w:tc>
+      </w:tr>
+      <w:tr>
+        <w:tc>
+          <w:tcPr>
+            <w:tcW w:w="0" w:type="auto"/>
+            <w:hideMark/>
+          </w:tcPr>
+          <w:p>
+            <w:pPr>
+              <w:spacing w:after="160" w:line="259" w:lineRule="auto"/>
+            </w:pPr>
+            <w:proofErr w:type="spellStart"/>
+            <w:r>
+              <w:rPr>
+                <w:b/>
+                <w:bCs/>
+              </w:rPr>
+              <w:t>Inbound</w:t>
+            </w:r>
+            <w:proofErr w:type="spellEnd"/>
+            <w:r>
+              <w:rPr>
+                <w:b/>
+                <w:bCs/>
+              </w:rPr>
+              <w:t xml:space="preserve"> Call</w:t>
+            </w:r>
+          </w:p>
+        </w:tc>
+        <w:tc>
+          <w:tcPr>
+            <w:tcW w:w="0" w:type="auto"/>
+            <w:hideMark/>
+          </w:tcPr>
+          <w:p>
+            <w:pPr>
+              <w:spacing w:after="160" w:line="259" w:lineRule="auto"/>
+            </w:pPr>
+            <w:r>
+              <w:t>5,528</w:t>
+            </w:r>
+          </w:p>
+        </w:tc>
+        <w:tc>
+          <w:tcPr>
+            <w:tcW w:w="0" w:type="auto"/>
+            <w:hideMark/>
+          </w:tcPr>
+          <w:p>
+            <w:pPr>
+              <w:spacing w:after="160" w:line="259" w:lineRule="auto"/>
+            </w:pPr>
+            <w:r>
+              <w:rPr>
+                <w:b/>
+                <w:bCs/>
+              </w:rPr>
+              <w:t>4,582</w:t>
+            </w:r>
+          </w:p>
+        </w:tc>
+      </w:tr>
+      <w:tr>
+        <w:tc>
+          <w:tcPr>
+            <w:tcW w:w="0" w:type="auto"/>
+            <w:hideMark/>
+          </w:tcPr>
+          <w:p>
+            <w:pPr>
+              <w:spacing w:after="160" w:line="259" w:lineRule="auto"/>
+            </w:pPr>
+            <w:proofErr w:type="spellStart"/>
+            <w:r>
+              <w:rPr>
+                <w:b/>
+                <w:bCs/>
+              </w:rPr>
+              <w:t>Inbound</w:t>
+            </w:r>
+            <w:proofErr w:type="spellEnd"/>
+            <w:r>
+              <w:rPr>
+                <w:b/>
+                <w:bCs/>
+              </w:rPr>
+              <w:t xml:space="preserve"> Email</w:t>
+            </w:r>
+          </w:p>
+        </w:tc>
+        <w:tc>
+          <w:tcPr>
+            <w:tcW w:w="0" w:type="auto"/>
+            <w:hideMark/>
+          </w:tcPr>
+          <w:p>
+            <w:pPr>
+              <w:spacing w:after="160" w:line="259" w:lineRule="auto"/>
+            </w:pPr>
+            <w:r>
+              <w:t>358</w:t>
+            </w:r>
+          </w:p>
+        </w:tc>
+        <w:tc>
+          <w:tcPr>
+            <w:tcW w:w="0" w:type="auto"/>
+            <w:hideMark/>
+          </w:tcPr>
+          <w:p>
+            <w:pPr>
+              <w:spacing w:after="160" w:line="259" w:lineRule="auto"/>
+            </w:pPr>
+            <w:r>
+              <w:rPr>
+                <w:b/>
+                <w:bCs/>
+              </w:rPr>
+              <w:t>0</w:t>
+            </w:r>
+          </w:p>
+        </w:tc>
+      </w:tr>
+    </w:tbl>
+    <w:p/>
+    <w:p>
+      <w:pPr>
+        <w:pStyle w:val="Ttulo1"/>
+      </w:pPr>
+      <w:r>
+        <w:t>Calculo y resultados</w:t>
+      </w:r>
+    </w:p>
+    <w:p>
+      <w:r>
+        <w:drawing>
+          <wp:inline distT="0" distB="0" distL="0" distR="0" wp14:anchorId="40C03AB7" wp14:editId="1BD1279B">
+            <wp:extent cx="5612130" cy="1532255"/>
+            <wp:effectExtent l="0" t="0" r="7620" b="0"/>
+            <wp:docPr id="2044765783" name="Imagen 1"/>
+            <wp:cNvGraphicFramePr>
+              <a:graphicFrameLocks xmlns:a="http://schemas.openxmlformats.org/drawingml/2006/main" noChangeAspect="1"/>
+            </wp:cNvGraphicFramePr>
+            <a:graphic xmlns:a="http://schemas.openxmlformats.org/drawingml/2006/main">
+              <a:graphicData uri="http://schemas.openxmlformats.org/drawingml/2006/picture">
+                <pic:pic xmlns:pic="http://schemas.openxmlformats.org/drawingml/2006/picture">
+                  <pic:nvPicPr>
+                    <pic:cNvPr id="2044765783" name=""/>
+                    <pic:cNvPicPr/>
+                  </pic:nvPicPr>
+                  <pic:blipFill>
+                    <a:blip r:embed="rId11"/>
+                    <a:stretch>
+                      <a:fillRect/>
+                    </a:stretch>
+                  </pic:blipFill>
+                  <pic:spPr>
+                    <a:xfrm>
+                      <a:off x="0" y="0"/>
+                      <a:ext cx="5612130" cy="1532255"/>
+                    </a:xfrm>
+                    <a:prstGeom prst="rect">
+                      <a:avLst/>
+                    </a:prstGeom>
+                  </pic:spPr>
+                </pic:pic>
+              </a:graphicData>
+            </a:graphic>
+          </wp:inline>
+        </w:drawing>
+      </w:r>
+    </w:p>
+    <w:p>
+      <w:r>
+        <w:t xml:space="preserve">Exportando ambos archivos a </w:t>
+      </w:r>
+      <w:r>
+        <w:rPr>
+          <w:i/>
+          <w:iCs/>
+        </w:rPr>
+        <w:t>Disco</w:t>
+      </w:r>
+      <w:r>
+        <w:t xml:space="preserve"> y fijando el medidor de “</w:t>
+      </w:r>
+      <w:r>
+        <w:rPr>
+          <w:i/>
+          <w:iCs/>
+        </w:rPr>
+        <w:t>Path”</w:t>
+      </w:r>
+      <w:r>
+        <w:t xml:space="preserve"> a 100%, y el </w:t>
+      </w:r>
+      <w:r>
+        <w:rPr>
+          <w:i/>
+          <w:iCs/>
+        </w:rPr>
+        <w:t>Nivel de detalle</w:t>
+      </w:r>
+      <w:r>
+        <w:t xml:space="preserve"> a 74%, la diferencia es indiscutiblemente notable. Los casos de atención no tienen ni si quiera un camino alternativo que no sea “Repetir la misma acción”</w:t>
+      </w:r>
+    </w:p>
+    <w:p>
+      <w:r>
+        <w:lastRenderedPageBreak/>
+        <w:drawing>
+          <wp:inline distT="0" distB="0" distL="0" distR="0" wp14:anchorId="0CD993BC" wp14:editId="268B3684">
+            <wp:extent cx="5612130" cy="1532255"/>
+            <wp:effectExtent l="0" t="0" r="7620" b="0"/>
+            <wp:docPr id="963153453" name="Imagen 1"/>
+            <wp:cNvGraphicFramePr>
+              <a:graphicFrameLocks xmlns:a="http://schemas.openxmlformats.org/drawingml/2006/main" noChangeAspect="1"/>
+            </wp:cNvGraphicFramePr>
+            <a:graphic xmlns:a="http://schemas.openxmlformats.org/drawingml/2006/main">
+              <a:graphicData uri="http://schemas.openxmlformats.org/drawingml/2006/picture">
+                <pic:pic xmlns:pic="http://schemas.openxmlformats.org/drawingml/2006/picture">
+                  <pic:nvPicPr>
+                    <pic:cNvPr id="963153453" name=""/>
+                    <pic:cNvPicPr/>
+                  </pic:nvPicPr>
+                  <pic:blipFill>
+                    <a:blip r:embed="rId12"/>
+                    <a:stretch>
+                      <a:fillRect/>
+                    </a:stretch>
+                  </pic:blipFill>
+                  <pic:spPr>
+                    <a:xfrm>
+                      <a:off x="0" y="0"/>
+                      <a:ext cx="5612130" cy="1532255"/>
+                    </a:xfrm>
+                    <a:prstGeom prst="rect">
+                      <a:avLst/>
+                    </a:prstGeom>
+                  </pic:spPr>
+                </pic:pic>
+              </a:graphicData>
+            </a:graphic>
+          </wp:inline>
+        </w:drawing>
+      </w:r>
+    </w:p>
+    <w:p>
+      <w:r>
+        <w:t>Lo primero que salta a la vista es la desproporción.</w:t>
+      </w:r>
+    </w:p>
+    <w:p>
+      <w:pPr>
+        <w:pStyle w:val="Prrafodelista"/>
+        <w:numPr>
+          <w:ilvl w:val="0"/>
+          <w:numId w:val="2"/>
+        </w:numPr>
+      </w:pPr>
+      <w:r>
+        <w:rPr>
+          <w:b/>
+          <w:bCs/>
+        </w:rPr>
+        <w:t>Casos Con Atención:</w:t>
+      </w:r>
+      <w:r>
+        <w:t xml:space="preserve"> 1,081 casos.</w:t>
+      </w:r>
+    </w:p>
+    <w:p>
+      <w:pPr>
+        <w:pStyle w:val="Prrafodelista"/>
+        <w:numPr>
+          <w:ilvl w:val="0"/>
+          <w:numId w:val="2"/>
+        </w:numPr>
+      </w:pPr>
+      <w:r>
+        <w:rPr>
+          <w:b/>
+          <w:bCs/>
+        </w:rPr>
+        <w:t>Casos Sin Atención:</w:t>
+      </w:r>
+      <w:r>
+        <w:t xml:space="preserve"> 2,804 casos.</w:t>
+      </w:r>
+    </w:p>
+    <w:p>
+      <w:r>
+        <w:t>En este caso: e</w:t>
+      </w:r>
+      <w:r>
+        <w:t xml:space="preserve">l </w:t>
+      </w:r>
+      <w:r>
+        <w:rPr>
+          <w:b/>
+          <w:bCs/>
+        </w:rPr>
+        <w:t>72% de los casos</w:t>
+      </w:r>
+      <w:r>
+        <w:t xml:space="preserve"> en este log nunca recibieron una atención clara! Esto es un indicador de un proceso de soporte colapsado o una base de datos donde se registran muchos intentos fallidos.</w:t>
+      </w:r>
+    </w:p>
+    <w:p>
+      <w:r>
+        <w:drawing>
+          <wp:inline distT="0" distB="0" distL="0" distR="0" wp14:anchorId="14B17730" wp14:editId="1051B22E">
+            <wp:extent cx="5612130" cy="1532255"/>
+            <wp:effectExtent l="0" t="0" r="7620" b="0"/>
+            <wp:docPr id="1097744799" name="Imagen 1"/>
+            <wp:cNvGraphicFramePr>
+              <a:graphicFrameLocks xmlns:a="http://schemas.openxmlformats.org/drawingml/2006/main" noChangeAspect="1"/>
+            </wp:cNvGraphicFramePr>
+            <a:graphic xmlns:a="http://schemas.openxmlformats.org/drawingml/2006/main">
+              <a:graphicData uri="http://schemas.openxmlformats.org/drawingml/2006/picture">
+                <pic:pic xmlns:pic="http://schemas.openxmlformats.org/drawingml/2006/picture">
+                  <pic:nvPicPr>
+                    <pic:cNvPr id="1097744799" name=""/>
+                    <pic:cNvPicPr/>
+                  </pic:nvPicPr>
+                  <pic:blipFill>
+                    <a:blip r:embed="rId13"/>
+                    <a:stretch>
+                      <a:fillRect/>
+                    </a:stretch>
+                  </pic:blipFill>
+                  <pic:spPr>
+                    <a:xfrm>
+                      <a:off x="0" y="0"/>
+                      <a:ext cx="5612130" cy="1532255"/>
+                    </a:xfrm>
+                    <a:prstGeom prst="rect">
+                      <a:avLst/>
+                    </a:prstGeom>
+                  </pic:spPr>
+                </pic:pic>
+              </a:graphicData>
+            </a:graphic>
+          </wp:inline>
+        </w:drawing>
+      </w:r>
+    </w:p>
+    <w:p>
+      <w:r>
+        <w:t>Analicé cuántas veces contactó el cliente (</w:t>
+      </w:r>
+      <w:proofErr w:type="spellStart"/>
+      <w:r>
+        <w:t>Inbound</w:t>
+      </w:r>
+      <w:proofErr w:type="spellEnd"/>
+      <w:r>
+        <w:t>) antes de que el caso se cerrara o se atendiera:</w:t>
+      </w:r>
+    </w:p>
+    <w:p>
+      <w:pPr>
+        <w:pStyle w:val="Prrafodelista"/>
+        <w:numPr>
+          <w:ilvl w:val="0"/>
+          <w:numId w:val="4"/>
+        </w:numPr>
+      </w:pPr>
+      <w:r>
+        <w:rPr>
+          <w:b/>
+          <w:bCs/>
+        </w:rPr>
+        <w:t>En Casos Sin Atención:</w:t>
+      </w:r>
+      <w:r>
+        <w:t xml:space="preserve"> El </w:t>
+      </w:r>
+      <w:r>
+        <w:rPr>
+          <w:b/>
+          <w:bCs/>
+        </w:rPr>
+        <w:t>12.6%</w:t>
+      </w:r>
+      <w:r>
+        <w:t xml:space="preserve"> de los clientes llamó o escribió más de una vez antes de rendirse. En promedio, estos casos duran menos de </w:t>
+      </w:r>
+      <w:r>
+        <w:rPr>
+          <w:b/>
+          <w:bCs/>
+        </w:rPr>
+        <w:t>1 día (0.97 días)</w:t>
+      </w:r>
+      <w:r>
+        <w:t>.</w:t>
+      </w:r>
+    </w:p>
+    <w:p>
+      <w:pPr>
+        <w:pStyle w:val="Prrafodelista"/>
+        <w:numPr>
+          <w:ilvl w:val="0"/>
+          <w:numId w:val="4"/>
+        </w:numPr>
+      </w:pPr>
+      <w:r>
+        <w:rPr>
+          <w:b/>
+          <w:bCs/>
+        </w:rPr>
+        <w:t>En Casos Con Atención:</w:t>
+      </w:r>
+      <w:r>
+        <w:t xml:space="preserve"> El </w:t>
+      </w:r>
+      <w:r>
+        <w:rPr>
+          <w:b/>
+          <w:bCs/>
+        </w:rPr>
+        <w:t>32.2%</w:t>
+      </w:r>
+      <w:r>
+        <w:t xml:space="preserve"> de los clientes tuvo que insistir (más de un contacto entrante) para ser atendido. Y aquí la duración promedio sube a </w:t>
+      </w:r>
+      <w:r>
+        <w:rPr>
+          <w:b/>
+          <w:bCs/>
+        </w:rPr>
+        <w:t>6.78 días</w:t>
+      </w:r>
+      <w:r>
+        <w:t>.</w:t>
+      </w:r>
+    </w:p>
+    <w:p>
+      <w:r>
+        <w:t>El cliente que "recibe atención" es un cliente resiliente que está dispuesto a esperar una semana y contactar varias veces. El cliente que "no recibe atención" abandona el proceso muy rápido (en menos de 24 horas).</w:t>
+      </w:r>
+      <w:r>
+        <w:t xml:space="preserve"> Lo que seguramente habla de lo congestionado que está el servicio de atención en donde los casos suelen estar “En espera” hasta poder ser atendidos.</w:t>
+      </w:r>
+    </w:p>
+    <w:p>
+      <w:r>
+        <w:br w:type="page"/>
+      </w:r>
+    </w:p>
+    <w:p>
+      <w:r>
+        <w:lastRenderedPageBreak/>
+        <w:drawing>
+          <wp:inline distT="0" distB="0" distL="0" distR="0" wp14:anchorId="64F49C21" wp14:editId="60F9BD48">
+            <wp:extent cx="5612130" cy="1532255"/>
+            <wp:effectExtent l="0" t="0" r="7620" b="0"/>
+            <wp:docPr id="1974236445" name="Imagen 1"/>
+            <wp:cNvGraphicFramePr>
+              <a:graphicFrameLocks xmlns:a="http://schemas.openxmlformats.org/drawingml/2006/main" noChangeAspect="1"/>
+            </wp:cNvGraphicFramePr>
+            <a:graphic xmlns:a="http://schemas.openxmlformats.org/drawingml/2006/main">
+              <a:graphicData uri="http://schemas.openxmlformats.org/drawingml/2006/picture">
+                <pic:pic xmlns:pic="http://schemas.openxmlformats.org/drawingml/2006/picture">
+                  <pic:nvPicPr>
+                    <pic:cNvPr id="1974236445" name=""/>
+                    <pic:cNvPicPr/>
+                  </pic:nvPicPr>
+                  <pic:blipFill>
+                    <a:blip r:embed="rId14"/>
+                    <a:stretch>
+                      <a:fillRect/>
+                    </a:stretch>
+                  </pic:blipFill>
+                  <pic:spPr>
+                    <a:xfrm>
+                      <a:off x="0" y="0"/>
+                      <a:ext cx="5612130" cy="1532255"/>
+                    </a:xfrm>
+                    <a:prstGeom prst="rect">
+                      <a:avLst/>
+                    </a:prstGeom>
+                  </pic:spPr>
+                </pic:pic>
+              </a:graphicData>
+            </a:graphic>
+          </wp:inline>
+        </w:drawing>
+      </w:r>
+    </w:p>
+    <w:p>
+      <w:r>
+        <w:t>Vemos también una diferencia en la profundidad de variantes.</w:t>
+      </w:r>
+    </w:p>
+    <w:p>
+      <w:pPr>
+        <w:pStyle w:val="Prrafodelista"/>
+        <w:numPr>
+          <w:ilvl w:val="0"/>
+          <w:numId w:val="6"/>
+        </w:numPr>
+      </w:pPr>
+      <w:r>
+        <w:rPr>
+          <w:b/>
+          <w:bCs/>
+        </w:rPr>
+        <w:t>Sin Atención:</w:t>
+      </w:r>
+      <w:r>
+        <w:t xml:space="preserve"> Promedio de </w:t>
+      </w:r>
+      <w:r>
+        <w:rPr>
+          <w:b/>
+          <w:bCs/>
+        </w:rPr>
+        <w:t>1.18 eventos</w:t>
+      </w:r>
+      <w:r>
+        <w:t>. Es un proceso "muerto": Entra la llamada/correo y ahí termina la historia.</w:t>
+      </w:r>
+    </w:p>
+    <w:p>
+      <w:pPr>
+        <w:pStyle w:val="Prrafodelista"/>
+        <w:numPr>
+          <w:ilvl w:val="0"/>
+          <w:numId w:val="6"/>
+        </w:numPr>
+      </w:pPr>
+      <w:r>
+        <w:rPr>
+          <w:b/>
+          <w:bCs/>
+        </w:rPr>
+        <w:t>Con Atención:</w:t>
+      </w:r>
+      <w:r>
+        <w:t xml:space="preserve"> Promedio de </w:t>
+      </w:r>
+      <w:r>
+        <w:rPr>
+          <w:b/>
+          <w:bCs/>
+        </w:rPr>
+        <w:t>3.93 eventos</w:t>
+      </w:r>
+      <w:r>
+        <w:t xml:space="preserve">. Aquí es donde </w:t>
+      </w:r>
+      <w:r>
+        <w:t>vemos</w:t>
+      </w:r>
+      <w:r>
+        <w:t xml:space="preserve"> las "Variantes" interesantes en Disco (</w:t>
+      </w:r>
+      <w:proofErr w:type="spellStart"/>
+      <w:r>
+        <w:rPr>
+          <w:i/>
+          <w:iCs/>
+        </w:rPr>
+        <w:t>Inbound</w:t>
+      </w:r>
+      <w:proofErr w:type="spellEnd"/>
+      <w:r>
+        <w:rPr>
+          <w:i/>
+          <w:iCs/>
+        </w:rPr>
+        <w:t xml:space="preserve"> -&gt; Handle -&gt; </w:t>
+      </w:r>
+      <w:proofErr w:type="spellStart"/>
+      <w:r>
+        <w:rPr>
+          <w:i/>
+          <w:iCs/>
+        </w:rPr>
+        <w:t>Outbound</w:t>
+      </w:r>
+      <w:proofErr w:type="spellEnd"/>
+      <w:r>
+        <w:rPr>
+          <w:i/>
+          <w:iCs/>
+        </w:rPr>
+        <w:t xml:space="preserve"> -&gt; Handle</w:t>
+      </w:r>
+      <w:r>
+        <w:t>).</w:t>
+      </w:r>
+      <w:r>
+        <w:t xml:space="preserve"> Son muchas más. Esto podría ser una </w:t>
+      </w:r>
+      <w:proofErr w:type="gramStart"/>
+      <w:r>
+        <w:t>trivialidad</w:t>
+      </w:r>
+      <w:proofErr w:type="gramEnd"/>
+      <w:r>
+        <w:t xml:space="preserve"> pero es parte del análisis a mi parecer.</w:t>
+      </w:r>
+    </w:p>
+    <w:p>
+      <w:r>
+        <w:rPr>
+          <w:b/>
+          <w:bCs/>
+        </w:rPr>
+        <w:t>Conclusión:</w:t>
+      </w:r>
+      <w:r>
+        <w:t xml:space="preserve"> La atención no es un evento único; es un ciclo de retroalimentación. Un caso atendido requiere, de media, 4 interacciones para progresar.</w:t>
+      </w:r>
+    </w:p>
+    <w:p>
+      <w:pPr>
+        <w:pStyle w:val="Ttulo2"/>
+      </w:pPr>
+      <w:r>
+        <w:t xml:space="preserve">En </w:t>
+      </w:r>
+      <w:proofErr w:type="gramStart"/>
+      <w:r>
+        <w:t>síntesis</w:t>
+      </w:r>
+      <w:proofErr w:type="gramEnd"/>
+      <w:r>
+        <w:t xml:space="preserve"> de este análisis:</w:t>
+      </w:r>
+    </w:p>
+    <w:p>
+      <w:pPr>
+        <w:pStyle w:val="Prrafodelista"/>
+        <w:numPr>
+          <w:ilvl w:val="0"/>
+          <w:numId w:val="8"/>
+        </w:numPr>
+      </w:pPr>
+      <w:r>
+        <w:rPr>
+          <w:b/>
+          <w:bCs/>
+        </w:rPr>
+        <w:t>Cuello de Botella Masivo:</w:t>
+      </w:r>
+      <w:r>
+        <w:t xml:space="preserve"> Existe una brecha crítica entre la demanda (</w:t>
+      </w:r>
+      <w:proofErr w:type="spellStart"/>
+      <w:r>
+        <w:t>Inbound</w:t>
+      </w:r>
+      <w:proofErr w:type="spellEnd"/>
+      <w:r>
+        <w:t>) y la capacidad de respuesta (Handle/</w:t>
+      </w:r>
+      <w:proofErr w:type="spellStart"/>
+      <w:r>
+        <w:t>Outbound</w:t>
+      </w:r>
+      <w:proofErr w:type="spellEnd"/>
+      <w:r>
+        <w:t>). Siete de cada diez clientes no reciben respuesta.</w:t>
+      </w:r>
+      <w:r>
+        <w:t xml:space="preserve"> Esto habla muy mal del servicio al cliente.</w:t>
+      </w:r>
+    </w:p>
+    <w:p>
+      <w:pPr>
+        <w:pStyle w:val="Prrafodelista"/>
+        <w:numPr>
+          <w:ilvl w:val="0"/>
+          <w:numId w:val="8"/>
+        </w:numPr>
+      </w:pPr>
+      <w:r>
+        <w:rPr>
+          <w:b/>
+          <w:bCs/>
+        </w:rPr>
+        <w:t>Métrica de Frustración:</w:t>
+      </w:r>
+      <w:r>
+        <w:t xml:space="preserve"> Identificamos un grupo de </w:t>
+      </w:r>
+      <w:r>
+        <w:rPr>
+          <w:b/>
+          <w:bCs/>
+        </w:rPr>
+        <w:t>355 clientes</w:t>
+      </w:r>
+      <w:r>
+        <w:t xml:space="preserve"> (el 12.6% de los no atendidos) que realizaron múltiples intentos de contacto sin éxito alguno. Este es el segmento con mayor riesgo de pérdida de lealtad.</w:t>
+      </w:r>
+    </w:p>
+    <w:p>
+      <w:pPr>
+        <w:pStyle w:val="Prrafodelista"/>
+        <w:numPr>
+          <w:ilvl w:val="0"/>
+          <w:numId w:val="8"/>
+        </w:numPr>
+      </w:pPr>
+      <w:r>
+        <w:rPr>
+          <w:b/>
+          <w:bCs/>
+        </w:rPr>
+        <w:t>Velocidad de Abandono:</w:t>
+      </w:r>
+      <w:r>
+        <w:t xml:space="preserve"> Si un caso no se atiende en las primeras </w:t>
+      </w:r>
+      <w:r>
+        <w:rPr>
+          <w:b/>
+          <w:bCs/>
+        </w:rPr>
+        <w:t>24 horas</w:t>
+      </w:r>
+      <w:r>
+        <w:t>, la probabilidad de que se convierta en un caso "Sin Atención" es casi total, ya que ese es el tiempo de vida promedio de los casos ignorados.</w:t>
+      </w:r>
+    </w:p>
+    <w:p/>
+    <w:p>
+      <w:pPr>
+        <w:pStyle w:val="Ttulo1"/>
+      </w:pPr>
+      <w:r>
+        <w:t>Conclusiones</w:t>
+      </w:r>
+    </w:p>
+    <w:p>
+      <w:r>
+        <w:t xml:space="preserve">Durante esta práctica comprendí mucho mejor cómo los procesos pueden modelarse a partir de datos aparentemente simples. Me resultó particularmente interesante </w:t>
+      </w:r>
+      <w:r>
+        <w:t>(</w:t>
+      </w:r>
+      <w:r>
+        <w:t>e incluso extraño al inicio</w:t>
+      </w:r>
+      <w:r>
+        <w:t xml:space="preserve">) </w:t>
+      </w:r>
+      <w:r>
+        <w:t xml:space="preserve">observar cómo una tabla estructurada en formato CSV podía transformarse automáticamente en diagramas de flujo complejos. Aunque entiendo que, si se documentan correctamente los eventos y sus tiempos, es completamente lógico poder representar gráficamente un proceso, verlo automatizado genera cierta sorpresa. Sin embargo, considerando que herramientas como </w:t>
+      </w:r>
+      <w:r>
+        <w:rPr>
+          <w:i/>
+          <w:iCs/>
+        </w:rPr>
+        <w:t>Disco</w:t>
+      </w:r>
+      <w:r>
+        <w:t xml:space="preserve"> están diseñadas específicamente para minería de procesos y requieren licencia de pago, es razonable que ofrezcan este tipo de funcionalidades avanzadas.</w:t>
+      </w:r>
+    </w:p>
+    <w:p>
+      <w:r>
+        <w:lastRenderedPageBreak/>
+        <w:t>En lo personal, la herramienta me pareció menos informativa de lo que esperaba. En varios momentos sentí que podía obtener un análisis similar utilizando tablas dinámicas en Excel. No obstante, asumo que esto puede deberse más a mi falta de familiaridad con el software que a una limitación real de la herramienta. Es probable que su potencial se aproveche mejor con mayor experiencia y con conjuntos de datos más complejos.</w:t>
+      </w:r>
+    </w:p>
+    <w:p>
+      <w:r>
+        <w:t>Curiosamente, el mayor reto de la práctica no fue el análisis visual ni la interpretación de los procesos, sino la etapa previa de preparación de datos. Separar correctamente los casos con evidencia clara de atención de aquellos sin atención implicó pensar en términos de agrupación por caso y no por fila individual, lo cual representó un desafío conceptual más grande de lo esperado. Esta dificultad me hizo notar que, aunque llevo varios años en la carrera, todavía hay aspectos fundamentales del manejo de datos que requieren mayor práctica y precisión.</w:t>
+      </w:r>
+    </w:p>
+    <w:p>
+      <w:r>
+        <w:t>Finalmente, considero que la mayor parte del valor analítico provino de mi propia interpretación de los resultados. La herramienta facilita la visualización y organización de la información, pero las conclusiones siguen dependiendo del criterio del analista. Esto me permitió entender que, en minería de datos y análisis de procesos, el software es solo un apoyo: el razonamiento y la capacidad de interpretación continúan siendo el elemento central del trabajo.</w:t>
+      </w:r>
+    </w:p>
+    <w:p/>
+    <w:p/>
+    <w:p/>
     <w:sectPr>
       <w:pgSz w:w="12240" w:h="15840"/>
       <w:pgMar w:top="1417" w:right="1701" w:bottom="1417" w:left="1701" w:header="708" w:footer="708" w:gutter="0"/>
@@ -2516,6 +3501,1047 @@
     </w:sectPr>
   </w:body>
 </w:document>
+</file>
+
+<file path=word/numbering.xml><?xml version="1.0" encoding="utf-8"?>
+<w:numbering xmlns:wpc="http://schemas.microsoft.com/office/word/2010/wordprocessingCanvas" xmlns:cx="http://schemas.microsoft.com/office/drawing/2014/chartex" xmlns:cx1="http://schemas.microsoft.com/office/drawing/2015/9/8/chartex" xmlns:cx2="http://schemas.microsoft.com/office/drawing/2015/10/21/chartex" xmlns:cx3="http://schemas.microsoft.com/office/drawing/2016/5/9/chartex" xmlns:cx4="http://schemas.microsoft.com/office/drawing/2016/5/10/chartex" xmlns:cx5="http://schemas.microsoft.com/office/drawing/2016/5/11/chartex" xmlns:cx6="http://schemas.microsoft.com/office/drawing/2016/5/12/chartex" xmlns:cx7="http://schemas.microsoft.com/office/drawing/2016/5/13/chartex" xmlns:cx8="http://schemas.microsoft.com/office/drawing/2016/5/14/chartex" xmlns:mc="http://schemas.openxmlformats.org/markup-compatibility/2006" xmlns:aink="http://schemas.microsoft.com/office/drawing/2016/ink" xmlns:am3d="http://schemas.microsoft.com/office/drawing/2017/model3d" xmlns:o="urn:schemas-microsoft-com:office:office" xmlns:oel="http://schemas.microsoft.com/office/2019/extlst" xmlns:r="http://schemas.openxmlformats.org/officeDocument/2006/relationships" xmlns:m="http://schemas.openxmlformats.org/officeDocument/2006/math" xmlns:v="urn:schemas-microsoft-com:vml" xmlns:wp14="http://schemas.microsoft.com/office/word/2010/wordprocessingDrawing" xmlns:wp="http://schemas.openxmlformats.org/drawingml/2006/wordprocessingDrawing" xmlns:w10="urn:schemas-microsoft-com:office:word" xmlns:w="http://schemas.openxmlformats.org/wordprocessingml/2006/main" xmlns:w14="http://schemas.microsoft.com/office/word/2010/wordml" xmlns:w15="http://schemas.microsoft.com/office/word/2012/wordml" xmlns:w16cex="http://schemas.microsoft.com/office/word/2018/wordml/cex" xmlns:w16cid="http://schemas.microsoft.com/office/word/2016/wordml/cid" xmlns:w16="http://schemas.microsoft.com/office/word/2018/wordml" xmlns:w16du="http://schemas.microsoft.com/office/word/2023/wordml/word16du" xmlns:w16sdtdh="http://schemas.microsoft.com/office/word/2020/wordml/sdtdatahash" xmlns:w16sdtfl="http://schemas.microsoft.com/office/word/2024/wordml/sdtformatlock" xmlns:w16se="http://schemas.microsoft.com/office/word/2015/wordml/symex" xmlns:wpg="http://schemas.microsoft.com/office/word/2010/wordprocessingGroup" xmlns:wpi="http://schemas.microsoft.com/office/word/2010/wordprocessingInk" xmlns:wne="http://schemas.microsoft.com/office/word/2006/wordml" xmlns:wps="http://schemas.microsoft.com/office/word/2010/wordprocessingShape" mc:Ignorable="w14 w15 w16se w16cid w16 w16cex w16sdtdh w16sdtfl w16du wp14">
+  <w:abstractNum w:abstractNumId="0" w15:restartNumberingAfterBreak="0">
+    <w:nsid w:val="0C9A2161"/>
+    <w:multiLevelType w:val="multilevel"/>
+    <w:tmpl w:val="6CDA53AA"/>
+    <w:lvl w:ilvl="0">
+      <w:start w:val="1"/>
+      <w:numFmt w:val="bullet"/>
+      <w:lvlText w:val=""/>
+      <w:lvlJc w:val="left"/>
+      <w:pPr>
+        <w:tabs>
+          <w:tab w:val="num" w:pos="720"/>
+        </w:tabs>
+        <w:ind w:left="720" w:hanging="360"/>
+      </w:pPr>
+      <w:rPr>
+        <w:rFonts w:ascii="Symbol" w:hAnsi="Symbol" w:hint="default"/>
+        <w:sz w:val="20"/>
+      </w:rPr>
+    </w:lvl>
+    <w:lvl w:ilvl="1" w:tentative="1">
+      <w:start w:val="1"/>
+      <w:numFmt w:val="bullet"/>
+      <w:lvlText w:val="o"/>
+      <w:lvlJc w:val="left"/>
+      <w:pPr>
+        <w:tabs>
+          <w:tab w:val="num" w:pos="1440"/>
+        </w:tabs>
+        <w:ind w:left="1440" w:hanging="360"/>
+      </w:pPr>
+      <w:rPr>
+        <w:rFonts w:ascii="Courier New" w:hAnsi="Courier New" w:hint="default"/>
+        <w:sz w:val="20"/>
+      </w:rPr>
+    </w:lvl>
+    <w:lvl w:ilvl="2" w:tentative="1">
+      <w:start w:val="1"/>
+      <w:numFmt w:val="bullet"/>
+      <w:lvlText w:val=""/>
+      <w:lvlJc w:val="left"/>
+      <w:pPr>
+        <w:tabs>
+          <w:tab w:val="num" w:pos="2160"/>
+        </w:tabs>
+        <w:ind w:left="2160" w:hanging="360"/>
+      </w:pPr>
+      <w:rPr>
+        <w:rFonts w:ascii="Wingdings" w:hAnsi="Wingdings" w:hint="default"/>
+        <w:sz w:val="20"/>
+      </w:rPr>
+    </w:lvl>
+    <w:lvl w:ilvl="3" w:tentative="1">
+      <w:start w:val="1"/>
+      <w:numFmt w:val="bullet"/>
+      <w:lvlText w:val=""/>
+      <w:lvlJc w:val="left"/>
+      <w:pPr>
+        <w:tabs>
+          <w:tab w:val="num" w:pos="2880"/>
+        </w:tabs>
+        <w:ind w:left="2880" w:hanging="360"/>
+      </w:pPr>
+      <w:rPr>
+        <w:rFonts w:ascii="Wingdings" w:hAnsi="Wingdings" w:hint="default"/>
+        <w:sz w:val="20"/>
+      </w:rPr>
+    </w:lvl>
+    <w:lvl w:ilvl="4" w:tentative="1">
+      <w:start w:val="1"/>
+      <w:numFmt w:val="bullet"/>
+      <w:lvlText w:val=""/>
+      <w:lvlJc w:val="left"/>
+      <w:pPr>
+        <w:tabs>
+          <w:tab w:val="num" w:pos="3600"/>
+        </w:tabs>
+        <w:ind w:left="3600" w:hanging="360"/>
+      </w:pPr>
+      <w:rPr>
+        <w:rFonts w:ascii="Wingdings" w:hAnsi="Wingdings" w:hint="default"/>
+        <w:sz w:val="20"/>
+      </w:rPr>
+    </w:lvl>
+    <w:lvl w:ilvl="5" w:tentative="1">
+      <w:start w:val="1"/>
+      <w:numFmt w:val="bullet"/>
+      <w:lvlText w:val=""/>
+      <w:lvlJc w:val="left"/>
+      <w:pPr>
+        <w:tabs>
+          <w:tab w:val="num" w:pos="4320"/>
+        </w:tabs>
+        <w:ind w:left="4320" w:hanging="360"/>
+      </w:pPr>
+      <w:rPr>
+        <w:rFonts w:ascii="Wingdings" w:hAnsi="Wingdings" w:hint="default"/>
+        <w:sz w:val="20"/>
+      </w:rPr>
+    </w:lvl>
+    <w:lvl w:ilvl="6" w:tentative="1">
+      <w:start w:val="1"/>
+      <w:numFmt w:val="bullet"/>
+      <w:lvlText w:val=""/>
+      <w:lvlJc w:val="left"/>
+      <w:pPr>
+        <w:tabs>
+          <w:tab w:val="num" w:pos="5040"/>
+        </w:tabs>
+        <w:ind w:left="5040" w:hanging="360"/>
+      </w:pPr>
+      <w:rPr>
+        <w:rFonts w:ascii="Wingdings" w:hAnsi="Wingdings" w:hint="default"/>
+        <w:sz w:val="20"/>
+      </w:rPr>
+    </w:lvl>
+    <w:lvl w:ilvl="7" w:tentative="1">
+      <w:start w:val="1"/>
+      <w:numFmt w:val="bullet"/>
+      <w:lvlText w:val=""/>
+      <w:lvlJc w:val="left"/>
+      <w:pPr>
+        <w:tabs>
+          <w:tab w:val="num" w:pos="5760"/>
+        </w:tabs>
+        <w:ind w:left="5760" w:hanging="360"/>
+      </w:pPr>
+      <w:rPr>
+        <w:rFonts w:ascii="Wingdings" w:hAnsi="Wingdings" w:hint="default"/>
+        <w:sz w:val="20"/>
+      </w:rPr>
+    </w:lvl>
+    <w:lvl w:ilvl="8" w:tentative="1">
+      <w:start w:val="1"/>
+      <w:numFmt w:val="bullet"/>
+      <w:lvlText w:val=""/>
+      <w:lvlJc w:val="left"/>
+      <w:pPr>
+        <w:tabs>
+          <w:tab w:val="num" w:pos="6480"/>
+        </w:tabs>
+        <w:ind w:left="6480" w:hanging="360"/>
+      </w:pPr>
+      <w:rPr>
+        <w:rFonts w:ascii="Wingdings" w:hAnsi="Wingdings" w:hint="default"/>
+        <w:sz w:val="20"/>
+      </w:rPr>
+    </w:lvl>
+  </w:abstractNum>
+  <w:abstractNum w:abstractNumId="1" w15:restartNumberingAfterBreak="0">
+    <w:nsid w:val="0E421BA5"/>
+    <w:multiLevelType w:val="hybridMultilevel"/>
+    <w:tmpl w:val="722A47A4"/>
+    <w:lvl w:ilvl="0" w:tplc="080A0001">
+      <w:start w:val="1"/>
+      <w:numFmt w:val="bullet"/>
+      <w:lvlText w:val=""/>
+      <w:lvlJc w:val="left"/>
+      <w:pPr>
+        <w:ind w:left="360" w:hanging="360"/>
+      </w:pPr>
+      <w:rPr>
+        <w:rFonts w:ascii="Symbol" w:hAnsi="Symbol" w:hint="default"/>
+      </w:rPr>
+    </w:lvl>
+    <w:lvl w:ilvl="1" w:tplc="080A0003" w:tentative="1">
+      <w:start w:val="1"/>
+      <w:numFmt w:val="bullet"/>
+      <w:lvlText w:val="o"/>
+      <w:lvlJc w:val="left"/>
+      <w:pPr>
+        <w:ind w:left="1080" w:hanging="360"/>
+      </w:pPr>
+      <w:rPr>
+        <w:rFonts w:ascii="Courier New" w:hAnsi="Courier New" w:cs="Courier New" w:hint="default"/>
+      </w:rPr>
+    </w:lvl>
+    <w:lvl w:ilvl="2" w:tplc="080A0005" w:tentative="1">
+      <w:start w:val="1"/>
+      <w:numFmt w:val="bullet"/>
+      <w:lvlText w:val=""/>
+      <w:lvlJc w:val="left"/>
+      <w:pPr>
+        <w:ind w:left="1800" w:hanging="360"/>
+      </w:pPr>
+      <w:rPr>
+        <w:rFonts w:ascii="Wingdings" w:hAnsi="Wingdings" w:hint="default"/>
+      </w:rPr>
+    </w:lvl>
+    <w:lvl w:ilvl="3" w:tplc="080A0001" w:tentative="1">
+      <w:start w:val="1"/>
+      <w:numFmt w:val="bullet"/>
+      <w:lvlText w:val=""/>
+      <w:lvlJc w:val="left"/>
+      <w:pPr>
+        <w:ind w:left="2520" w:hanging="360"/>
+      </w:pPr>
+      <w:rPr>
+        <w:rFonts w:ascii="Symbol" w:hAnsi="Symbol" w:hint="default"/>
+      </w:rPr>
+    </w:lvl>
+    <w:lvl w:ilvl="4" w:tplc="080A0003" w:tentative="1">
+      <w:start w:val="1"/>
+      <w:numFmt w:val="bullet"/>
+      <w:lvlText w:val="o"/>
+      <w:lvlJc w:val="left"/>
+      <w:pPr>
+        <w:ind w:left="3240" w:hanging="360"/>
+      </w:pPr>
+      <w:rPr>
+        <w:rFonts w:ascii="Courier New" w:hAnsi="Courier New" w:cs="Courier New" w:hint="default"/>
+      </w:rPr>
+    </w:lvl>
+    <w:lvl w:ilvl="5" w:tplc="080A0005" w:tentative="1">
+      <w:start w:val="1"/>
+      <w:numFmt w:val="bullet"/>
+      <w:lvlText w:val=""/>
+      <w:lvlJc w:val="left"/>
+      <w:pPr>
+        <w:ind w:left="3960" w:hanging="360"/>
+      </w:pPr>
+      <w:rPr>
+        <w:rFonts w:ascii="Wingdings" w:hAnsi="Wingdings" w:hint="default"/>
+      </w:rPr>
+    </w:lvl>
+    <w:lvl w:ilvl="6" w:tplc="080A0001" w:tentative="1">
+      <w:start w:val="1"/>
+      <w:numFmt w:val="bullet"/>
+      <w:lvlText w:val=""/>
+      <w:lvlJc w:val="left"/>
+      <w:pPr>
+        <w:ind w:left="4680" w:hanging="360"/>
+      </w:pPr>
+      <w:rPr>
+        <w:rFonts w:ascii="Symbol" w:hAnsi="Symbol" w:hint="default"/>
+      </w:rPr>
+    </w:lvl>
+    <w:lvl w:ilvl="7" w:tplc="080A0003" w:tentative="1">
+      <w:start w:val="1"/>
+      <w:numFmt w:val="bullet"/>
+      <w:lvlText w:val="o"/>
+      <w:lvlJc w:val="left"/>
+      <w:pPr>
+        <w:ind w:left="5400" w:hanging="360"/>
+      </w:pPr>
+      <w:rPr>
+        <w:rFonts w:ascii="Courier New" w:hAnsi="Courier New" w:cs="Courier New" w:hint="default"/>
+      </w:rPr>
+    </w:lvl>
+    <w:lvl w:ilvl="8" w:tplc="080A0005" w:tentative="1">
+      <w:start w:val="1"/>
+      <w:numFmt w:val="bullet"/>
+      <w:lvlText w:val=""/>
+      <w:lvlJc w:val="left"/>
+      <w:pPr>
+        <w:ind w:left="6120" w:hanging="360"/>
+      </w:pPr>
+      <w:rPr>
+        <w:rFonts w:ascii="Wingdings" w:hAnsi="Wingdings" w:hint="default"/>
+      </w:rPr>
+    </w:lvl>
+  </w:abstractNum>
+  <w:abstractNum w:abstractNumId="2" w15:restartNumberingAfterBreak="0">
+    <w:nsid w:val="130A2D7B"/>
+    <w:multiLevelType w:val="hybridMultilevel"/>
+    <w:tmpl w:val="095EA294"/>
+    <w:lvl w:ilvl="0" w:tplc="080A0001">
+      <w:start w:val="1"/>
+      <w:numFmt w:val="bullet"/>
+      <w:lvlText w:val=""/>
+      <w:lvlJc w:val="left"/>
+      <w:pPr>
+        <w:ind w:left="720" w:hanging="360"/>
+      </w:pPr>
+      <w:rPr>
+        <w:rFonts w:ascii="Symbol" w:hAnsi="Symbol" w:hint="default"/>
+      </w:rPr>
+    </w:lvl>
+    <w:lvl w:ilvl="1" w:tplc="080A0003" w:tentative="1">
+      <w:start w:val="1"/>
+      <w:numFmt w:val="bullet"/>
+      <w:lvlText w:val="o"/>
+      <w:lvlJc w:val="left"/>
+      <w:pPr>
+        <w:ind w:left="1440" w:hanging="360"/>
+      </w:pPr>
+      <w:rPr>
+        <w:rFonts w:ascii="Courier New" w:hAnsi="Courier New" w:cs="Courier New" w:hint="default"/>
+      </w:rPr>
+    </w:lvl>
+    <w:lvl w:ilvl="2" w:tplc="080A0005" w:tentative="1">
+      <w:start w:val="1"/>
+      <w:numFmt w:val="bullet"/>
+      <w:lvlText w:val=""/>
+      <w:lvlJc w:val="left"/>
+      <w:pPr>
+        <w:ind w:left="2160" w:hanging="360"/>
+      </w:pPr>
+      <w:rPr>
+        <w:rFonts w:ascii="Wingdings" w:hAnsi="Wingdings" w:hint="default"/>
+      </w:rPr>
+    </w:lvl>
+    <w:lvl w:ilvl="3" w:tplc="080A0001" w:tentative="1">
+      <w:start w:val="1"/>
+      <w:numFmt w:val="bullet"/>
+      <w:lvlText w:val=""/>
+      <w:lvlJc w:val="left"/>
+      <w:pPr>
+        <w:ind w:left="2880" w:hanging="360"/>
+      </w:pPr>
+      <w:rPr>
+        <w:rFonts w:ascii="Symbol" w:hAnsi="Symbol" w:hint="default"/>
+      </w:rPr>
+    </w:lvl>
+    <w:lvl w:ilvl="4" w:tplc="080A0003" w:tentative="1">
+      <w:start w:val="1"/>
+      <w:numFmt w:val="bullet"/>
+      <w:lvlText w:val="o"/>
+      <w:lvlJc w:val="left"/>
+      <w:pPr>
+        <w:ind w:left="3600" w:hanging="360"/>
+      </w:pPr>
+      <w:rPr>
+        <w:rFonts w:ascii="Courier New" w:hAnsi="Courier New" w:cs="Courier New" w:hint="default"/>
+      </w:rPr>
+    </w:lvl>
+    <w:lvl w:ilvl="5" w:tplc="080A0005" w:tentative="1">
+      <w:start w:val="1"/>
+      <w:numFmt w:val="bullet"/>
+      <w:lvlText w:val=""/>
+      <w:lvlJc w:val="left"/>
+      <w:pPr>
+        <w:ind w:left="4320" w:hanging="360"/>
+      </w:pPr>
+      <w:rPr>
+        <w:rFonts w:ascii="Wingdings" w:hAnsi="Wingdings" w:hint="default"/>
+      </w:rPr>
+    </w:lvl>
+    <w:lvl w:ilvl="6" w:tplc="080A0001" w:tentative="1">
+      <w:start w:val="1"/>
+      <w:numFmt w:val="bullet"/>
+      <w:lvlText w:val=""/>
+      <w:lvlJc w:val="left"/>
+      <w:pPr>
+        <w:ind w:left="5040" w:hanging="360"/>
+      </w:pPr>
+      <w:rPr>
+        <w:rFonts w:ascii="Symbol" w:hAnsi="Symbol" w:hint="default"/>
+      </w:rPr>
+    </w:lvl>
+    <w:lvl w:ilvl="7" w:tplc="080A0003" w:tentative="1">
+      <w:start w:val="1"/>
+      <w:numFmt w:val="bullet"/>
+      <w:lvlText w:val="o"/>
+      <w:lvlJc w:val="left"/>
+      <w:pPr>
+        <w:ind w:left="5760" w:hanging="360"/>
+      </w:pPr>
+      <w:rPr>
+        <w:rFonts w:ascii="Courier New" w:hAnsi="Courier New" w:cs="Courier New" w:hint="default"/>
+      </w:rPr>
+    </w:lvl>
+    <w:lvl w:ilvl="8" w:tplc="080A0005" w:tentative="1">
+      <w:start w:val="1"/>
+      <w:numFmt w:val="bullet"/>
+      <w:lvlText w:val=""/>
+      <w:lvlJc w:val="left"/>
+      <w:pPr>
+        <w:ind w:left="6480" w:hanging="360"/>
+      </w:pPr>
+      <w:rPr>
+        <w:rFonts w:ascii="Wingdings" w:hAnsi="Wingdings" w:hint="default"/>
+      </w:rPr>
+    </w:lvl>
+  </w:abstractNum>
+  <w:abstractNum w:abstractNumId="3" w15:restartNumberingAfterBreak="0">
+    <w:nsid w:val="33F27FEC"/>
+    <w:multiLevelType w:val="hybridMultilevel"/>
+    <w:tmpl w:val="C996FF90"/>
+    <w:lvl w:ilvl="0" w:tplc="080A0001">
+      <w:start w:val="1"/>
+      <w:numFmt w:val="bullet"/>
+      <w:lvlText w:val=""/>
+      <w:lvlJc w:val="left"/>
+      <w:pPr>
+        <w:ind w:left="360" w:hanging="360"/>
+      </w:pPr>
+      <w:rPr>
+        <w:rFonts w:ascii="Symbol" w:hAnsi="Symbol" w:hint="default"/>
+      </w:rPr>
+    </w:lvl>
+    <w:lvl w:ilvl="1" w:tplc="080A0003" w:tentative="1">
+      <w:start w:val="1"/>
+      <w:numFmt w:val="bullet"/>
+      <w:lvlText w:val="o"/>
+      <w:lvlJc w:val="left"/>
+      <w:pPr>
+        <w:ind w:left="1080" w:hanging="360"/>
+      </w:pPr>
+      <w:rPr>
+        <w:rFonts w:ascii="Courier New" w:hAnsi="Courier New" w:cs="Courier New" w:hint="default"/>
+      </w:rPr>
+    </w:lvl>
+    <w:lvl w:ilvl="2" w:tplc="080A0005" w:tentative="1">
+      <w:start w:val="1"/>
+      <w:numFmt w:val="bullet"/>
+      <w:lvlText w:val=""/>
+      <w:lvlJc w:val="left"/>
+      <w:pPr>
+        <w:ind w:left="1800" w:hanging="360"/>
+      </w:pPr>
+      <w:rPr>
+        <w:rFonts w:ascii="Wingdings" w:hAnsi="Wingdings" w:hint="default"/>
+      </w:rPr>
+    </w:lvl>
+    <w:lvl w:ilvl="3" w:tplc="080A0001" w:tentative="1">
+      <w:start w:val="1"/>
+      <w:numFmt w:val="bullet"/>
+      <w:lvlText w:val=""/>
+      <w:lvlJc w:val="left"/>
+      <w:pPr>
+        <w:ind w:left="2520" w:hanging="360"/>
+      </w:pPr>
+      <w:rPr>
+        <w:rFonts w:ascii="Symbol" w:hAnsi="Symbol" w:hint="default"/>
+      </w:rPr>
+    </w:lvl>
+    <w:lvl w:ilvl="4" w:tplc="080A0003" w:tentative="1">
+      <w:start w:val="1"/>
+      <w:numFmt w:val="bullet"/>
+      <w:lvlText w:val="o"/>
+      <w:lvlJc w:val="left"/>
+      <w:pPr>
+        <w:ind w:left="3240" w:hanging="360"/>
+      </w:pPr>
+      <w:rPr>
+        <w:rFonts w:ascii="Courier New" w:hAnsi="Courier New" w:cs="Courier New" w:hint="default"/>
+      </w:rPr>
+    </w:lvl>
+    <w:lvl w:ilvl="5" w:tplc="080A0005" w:tentative="1">
+      <w:start w:val="1"/>
+      <w:numFmt w:val="bullet"/>
+      <w:lvlText w:val=""/>
+      <w:lvlJc w:val="left"/>
+      <w:pPr>
+        <w:ind w:left="3960" w:hanging="360"/>
+      </w:pPr>
+      <w:rPr>
+        <w:rFonts w:ascii="Wingdings" w:hAnsi="Wingdings" w:hint="default"/>
+      </w:rPr>
+    </w:lvl>
+    <w:lvl w:ilvl="6" w:tplc="080A0001" w:tentative="1">
+      <w:start w:val="1"/>
+      <w:numFmt w:val="bullet"/>
+      <w:lvlText w:val=""/>
+      <w:lvlJc w:val="left"/>
+      <w:pPr>
+        <w:ind w:left="4680" w:hanging="360"/>
+      </w:pPr>
+      <w:rPr>
+        <w:rFonts w:ascii="Symbol" w:hAnsi="Symbol" w:hint="default"/>
+      </w:rPr>
+    </w:lvl>
+    <w:lvl w:ilvl="7" w:tplc="080A0003" w:tentative="1">
+      <w:start w:val="1"/>
+      <w:numFmt w:val="bullet"/>
+      <w:lvlText w:val="o"/>
+      <w:lvlJc w:val="left"/>
+      <w:pPr>
+        <w:ind w:left="5400" w:hanging="360"/>
+      </w:pPr>
+      <w:rPr>
+        <w:rFonts w:ascii="Courier New" w:hAnsi="Courier New" w:cs="Courier New" w:hint="default"/>
+      </w:rPr>
+    </w:lvl>
+    <w:lvl w:ilvl="8" w:tplc="080A0005" w:tentative="1">
+      <w:start w:val="1"/>
+      <w:numFmt w:val="bullet"/>
+      <w:lvlText w:val=""/>
+      <w:lvlJc w:val="left"/>
+      <w:pPr>
+        <w:ind w:left="6120" w:hanging="360"/>
+      </w:pPr>
+      <w:rPr>
+        <w:rFonts w:ascii="Wingdings" w:hAnsi="Wingdings" w:hint="default"/>
+      </w:rPr>
+    </w:lvl>
+  </w:abstractNum>
+  <w:abstractNum w:abstractNumId="4" w15:restartNumberingAfterBreak="0">
+    <w:nsid w:val="43961BBC"/>
+    <w:multiLevelType w:val="multilevel"/>
+    <w:tmpl w:val="761436DC"/>
+    <w:lvl w:ilvl="0">
+      <w:start w:val="1"/>
+      <w:numFmt w:val="bullet"/>
+      <w:lvlText w:val=""/>
+      <w:lvlJc w:val="left"/>
+      <w:pPr>
+        <w:tabs>
+          <w:tab w:val="num" w:pos="720"/>
+        </w:tabs>
+        <w:ind w:left="720" w:hanging="360"/>
+      </w:pPr>
+      <w:rPr>
+        <w:rFonts w:ascii="Symbol" w:hAnsi="Symbol" w:hint="default"/>
+        <w:sz w:val="20"/>
+      </w:rPr>
+    </w:lvl>
+    <w:lvl w:ilvl="1" w:tentative="1">
+      <w:start w:val="1"/>
+      <w:numFmt w:val="bullet"/>
+      <w:lvlText w:val="o"/>
+      <w:lvlJc w:val="left"/>
+      <w:pPr>
+        <w:tabs>
+          <w:tab w:val="num" w:pos="1440"/>
+        </w:tabs>
+        <w:ind w:left="1440" w:hanging="360"/>
+      </w:pPr>
+      <w:rPr>
+        <w:rFonts w:ascii="Courier New" w:hAnsi="Courier New" w:hint="default"/>
+        <w:sz w:val="20"/>
+      </w:rPr>
+    </w:lvl>
+    <w:lvl w:ilvl="2" w:tentative="1">
+      <w:start w:val="1"/>
+      <w:numFmt w:val="bullet"/>
+      <w:lvlText w:val=""/>
+      <w:lvlJc w:val="left"/>
+      <w:pPr>
+        <w:tabs>
+          <w:tab w:val="num" w:pos="2160"/>
+        </w:tabs>
+        <w:ind w:left="2160" w:hanging="360"/>
+      </w:pPr>
+      <w:rPr>
+        <w:rFonts w:ascii="Wingdings" w:hAnsi="Wingdings" w:hint="default"/>
+        <w:sz w:val="20"/>
+      </w:rPr>
+    </w:lvl>
+    <w:lvl w:ilvl="3" w:tentative="1">
+      <w:start w:val="1"/>
+      <w:numFmt w:val="bullet"/>
+      <w:lvlText w:val=""/>
+      <w:lvlJc w:val="left"/>
+      <w:pPr>
+        <w:tabs>
+          <w:tab w:val="num" w:pos="2880"/>
+        </w:tabs>
+        <w:ind w:left="2880" w:hanging="360"/>
+      </w:pPr>
+      <w:rPr>
+        <w:rFonts w:ascii="Wingdings" w:hAnsi="Wingdings" w:hint="default"/>
+        <w:sz w:val="20"/>
+      </w:rPr>
+    </w:lvl>
+    <w:lvl w:ilvl="4" w:tentative="1">
+      <w:start w:val="1"/>
+      <w:numFmt w:val="bullet"/>
+      <w:lvlText w:val=""/>
+      <w:lvlJc w:val="left"/>
+      <w:pPr>
+        <w:tabs>
+          <w:tab w:val="num" w:pos="3600"/>
+        </w:tabs>
+        <w:ind w:left="3600" w:hanging="360"/>
+      </w:pPr>
+      <w:rPr>
+        <w:rFonts w:ascii="Wingdings" w:hAnsi="Wingdings" w:hint="default"/>
+        <w:sz w:val="20"/>
+      </w:rPr>
+    </w:lvl>
+    <w:lvl w:ilvl="5" w:tentative="1">
+      <w:start w:val="1"/>
+      <w:numFmt w:val="bullet"/>
+      <w:lvlText w:val=""/>
+      <w:lvlJc w:val="left"/>
+      <w:pPr>
+        <w:tabs>
+          <w:tab w:val="num" w:pos="4320"/>
+        </w:tabs>
+        <w:ind w:left="4320" w:hanging="360"/>
+      </w:pPr>
+      <w:rPr>
+        <w:rFonts w:ascii="Wingdings" w:hAnsi="Wingdings" w:hint="default"/>
+        <w:sz w:val="20"/>
+      </w:rPr>
+    </w:lvl>
+    <w:lvl w:ilvl="6" w:tentative="1">
+      <w:start w:val="1"/>
+      <w:numFmt w:val="bullet"/>
+      <w:lvlText w:val=""/>
+      <w:lvlJc w:val="left"/>
+      <w:pPr>
+        <w:tabs>
+          <w:tab w:val="num" w:pos="5040"/>
+        </w:tabs>
+        <w:ind w:left="5040" w:hanging="360"/>
+      </w:pPr>
+      <w:rPr>
+        <w:rFonts w:ascii="Wingdings" w:hAnsi="Wingdings" w:hint="default"/>
+        <w:sz w:val="20"/>
+      </w:rPr>
+    </w:lvl>
+    <w:lvl w:ilvl="7" w:tentative="1">
+      <w:start w:val="1"/>
+      <w:numFmt w:val="bullet"/>
+      <w:lvlText w:val=""/>
+      <w:lvlJc w:val="left"/>
+      <w:pPr>
+        <w:tabs>
+          <w:tab w:val="num" w:pos="5760"/>
+        </w:tabs>
+        <w:ind w:left="5760" w:hanging="360"/>
+      </w:pPr>
+      <w:rPr>
+        <w:rFonts w:ascii="Wingdings" w:hAnsi="Wingdings" w:hint="default"/>
+        <w:sz w:val="20"/>
+      </w:rPr>
+    </w:lvl>
+    <w:lvl w:ilvl="8" w:tentative="1">
+      <w:start w:val="1"/>
+      <w:numFmt w:val="bullet"/>
+      <w:lvlText w:val=""/>
+      <w:lvlJc w:val="left"/>
+      <w:pPr>
+        <w:tabs>
+          <w:tab w:val="num" w:pos="6480"/>
+        </w:tabs>
+        <w:ind w:left="6480" w:hanging="360"/>
+      </w:pPr>
+      <w:rPr>
+        <w:rFonts w:ascii="Wingdings" w:hAnsi="Wingdings" w:hint="default"/>
+        <w:sz w:val="20"/>
+      </w:rPr>
+    </w:lvl>
+  </w:abstractNum>
+  <w:abstractNum w:abstractNumId="5" w15:restartNumberingAfterBreak="0">
+    <w:nsid w:val="4E6D0398"/>
+    <w:multiLevelType w:val="hybridMultilevel"/>
+    <w:tmpl w:val="01D21CD8"/>
+    <w:lvl w:ilvl="0" w:tplc="080A0001">
+      <w:start w:val="1"/>
+      <w:numFmt w:val="bullet"/>
+      <w:lvlText w:val=""/>
+      <w:lvlJc w:val="left"/>
+      <w:pPr>
+        <w:ind w:left="360" w:hanging="360"/>
+      </w:pPr>
+      <w:rPr>
+        <w:rFonts w:ascii="Symbol" w:hAnsi="Symbol" w:hint="default"/>
+      </w:rPr>
+    </w:lvl>
+    <w:lvl w:ilvl="1" w:tplc="080A0003" w:tentative="1">
+      <w:start w:val="1"/>
+      <w:numFmt w:val="bullet"/>
+      <w:lvlText w:val="o"/>
+      <w:lvlJc w:val="left"/>
+      <w:pPr>
+        <w:ind w:left="1080" w:hanging="360"/>
+      </w:pPr>
+      <w:rPr>
+        <w:rFonts w:ascii="Courier New" w:hAnsi="Courier New" w:cs="Courier New" w:hint="default"/>
+      </w:rPr>
+    </w:lvl>
+    <w:lvl w:ilvl="2" w:tplc="080A0005" w:tentative="1">
+      <w:start w:val="1"/>
+      <w:numFmt w:val="bullet"/>
+      <w:lvlText w:val=""/>
+      <w:lvlJc w:val="left"/>
+      <w:pPr>
+        <w:ind w:left="1800" w:hanging="360"/>
+      </w:pPr>
+      <w:rPr>
+        <w:rFonts w:ascii="Wingdings" w:hAnsi="Wingdings" w:hint="default"/>
+      </w:rPr>
+    </w:lvl>
+    <w:lvl w:ilvl="3" w:tplc="080A0001" w:tentative="1">
+      <w:start w:val="1"/>
+      <w:numFmt w:val="bullet"/>
+      <w:lvlText w:val=""/>
+      <w:lvlJc w:val="left"/>
+      <w:pPr>
+        <w:ind w:left="2520" w:hanging="360"/>
+      </w:pPr>
+      <w:rPr>
+        <w:rFonts w:ascii="Symbol" w:hAnsi="Symbol" w:hint="default"/>
+      </w:rPr>
+    </w:lvl>
+    <w:lvl w:ilvl="4" w:tplc="080A0003" w:tentative="1">
+      <w:start w:val="1"/>
+      <w:numFmt w:val="bullet"/>
+      <w:lvlText w:val="o"/>
+      <w:lvlJc w:val="left"/>
+      <w:pPr>
+        <w:ind w:left="3240" w:hanging="360"/>
+      </w:pPr>
+      <w:rPr>
+        <w:rFonts w:ascii="Courier New" w:hAnsi="Courier New" w:cs="Courier New" w:hint="default"/>
+      </w:rPr>
+    </w:lvl>
+    <w:lvl w:ilvl="5" w:tplc="080A0005" w:tentative="1">
+      <w:start w:val="1"/>
+      <w:numFmt w:val="bullet"/>
+      <w:lvlText w:val=""/>
+      <w:lvlJc w:val="left"/>
+      <w:pPr>
+        <w:ind w:left="3960" w:hanging="360"/>
+      </w:pPr>
+      <w:rPr>
+        <w:rFonts w:ascii="Wingdings" w:hAnsi="Wingdings" w:hint="default"/>
+      </w:rPr>
+    </w:lvl>
+    <w:lvl w:ilvl="6" w:tplc="080A0001" w:tentative="1">
+      <w:start w:val="1"/>
+      <w:numFmt w:val="bullet"/>
+      <w:lvlText w:val=""/>
+      <w:lvlJc w:val="left"/>
+      <w:pPr>
+        <w:ind w:left="4680" w:hanging="360"/>
+      </w:pPr>
+      <w:rPr>
+        <w:rFonts w:ascii="Symbol" w:hAnsi="Symbol" w:hint="default"/>
+      </w:rPr>
+    </w:lvl>
+    <w:lvl w:ilvl="7" w:tplc="080A0003" w:tentative="1">
+      <w:start w:val="1"/>
+      <w:numFmt w:val="bullet"/>
+      <w:lvlText w:val="o"/>
+      <w:lvlJc w:val="left"/>
+      <w:pPr>
+        <w:ind w:left="5400" w:hanging="360"/>
+      </w:pPr>
+      <w:rPr>
+        <w:rFonts w:ascii="Courier New" w:hAnsi="Courier New" w:cs="Courier New" w:hint="default"/>
+      </w:rPr>
+    </w:lvl>
+    <w:lvl w:ilvl="8" w:tplc="080A0005" w:tentative="1">
+      <w:start w:val="1"/>
+      <w:numFmt w:val="bullet"/>
+      <w:lvlText w:val=""/>
+      <w:lvlJc w:val="left"/>
+      <w:pPr>
+        <w:ind w:left="6120" w:hanging="360"/>
+      </w:pPr>
+      <w:rPr>
+        <w:rFonts w:ascii="Wingdings" w:hAnsi="Wingdings" w:hint="default"/>
+      </w:rPr>
+    </w:lvl>
+  </w:abstractNum>
+  <w:abstractNum w:abstractNumId="6" w15:restartNumberingAfterBreak="0">
+    <w:nsid w:val="60597B2B"/>
+    <w:multiLevelType w:val="hybridMultilevel"/>
+    <w:tmpl w:val="D43C888C"/>
+    <w:lvl w:ilvl="0" w:tplc="080A0001">
+      <w:start w:val="1"/>
+      <w:numFmt w:val="bullet"/>
+      <w:lvlText w:val=""/>
+      <w:lvlJc w:val="left"/>
+      <w:pPr>
+        <w:ind w:left="360" w:hanging="360"/>
+      </w:pPr>
+      <w:rPr>
+        <w:rFonts w:ascii="Symbol" w:hAnsi="Symbol" w:hint="default"/>
+      </w:rPr>
+    </w:lvl>
+    <w:lvl w:ilvl="1" w:tplc="080A0003" w:tentative="1">
+      <w:start w:val="1"/>
+      <w:numFmt w:val="bullet"/>
+      <w:lvlText w:val="o"/>
+      <w:lvlJc w:val="left"/>
+      <w:pPr>
+        <w:ind w:left="1080" w:hanging="360"/>
+      </w:pPr>
+      <w:rPr>
+        <w:rFonts w:ascii="Courier New" w:hAnsi="Courier New" w:cs="Courier New" w:hint="default"/>
+      </w:rPr>
+    </w:lvl>
+    <w:lvl w:ilvl="2" w:tplc="080A0005" w:tentative="1">
+      <w:start w:val="1"/>
+      <w:numFmt w:val="bullet"/>
+      <w:lvlText w:val=""/>
+      <w:lvlJc w:val="left"/>
+      <w:pPr>
+        <w:ind w:left="1800" w:hanging="360"/>
+      </w:pPr>
+      <w:rPr>
+        <w:rFonts w:ascii="Wingdings" w:hAnsi="Wingdings" w:hint="default"/>
+      </w:rPr>
+    </w:lvl>
+    <w:lvl w:ilvl="3" w:tplc="080A0001" w:tentative="1">
+      <w:start w:val="1"/>
+      <w:numFmt w:val="bullet"/>
+      <w:lvlText w:val=""/>
+      <w:lvlJc w:val="left"/>
+      <w:pPr>
+        <w:ind w:left="2520" w:hanging="360"/>
+      </w:pPr>
+      <w:rPr>
+        <w:rFonts w:ascii="Symbol" w:hAnsi="Symbol" w:hint="default"/>
+      </w:rPr>
+    </w:lvl>
+    <w:lvl w:ilvl="4" w:tplc="080A0003" w:tentative="1">
+      <w:start w:val="1"/>
+      <w:numFmt w:val="bullet"/>
+      <w:lvlText w:val="o"/>
+      <w:lvlJc w:val="left"/>
+      <w:pPr>
+        <w:ind w:left="3240" w:hanging="360"/>
+      </w:pPr>
+      <w:rPr>
+        <w:rFonts w:ascii="Courier New" w:hAnsi="Courier New" w:cs="Courier New" w:hint="default"/>
+      </w:rPr>
+    </w:lvl>
+    <w:lvl w:ilvl="5" w:tplc="080A0005" w:tentative="1">
+      <w:start w:val="1"/>
+      <w:numFmt w:val="bullet"/>
+      <w:lvlText w:val=""/>
+      <w:lvlJc w:val="left"/>
+      <w:pPr>
+        <w:ind w:left="3960" w:hanging="360"/>
+      </w:pPr>
+      <w:rPr>
+        <w:rFonts w:ascii="Wingdings" w:hAnsi="Wingdings" w:hint="default"/>
+      </w:rPr>
+    </w:lvl>
+    <w:lvl w:ilvl="6" w:tplc="080A0001" w:tentative="1">
+      <w:start w:val="1"/>
+      <w:numFmt w:val="bullet"/>
+      <w:lvlText w:val=""/>
+      <w:lvlJc w:val="left"/>
+      <w:pPr>
+        <w:ind w:left="4680" w:hanging="360"/>
+      </w:pPr>
+      <w:rPr>
+        <w:rFonts w:ascii="Symbol" w:hAnsi="Symbol" w:hint="default"/>
+      </w:rPr>
+    </w:lvl>
+    <w:lvl w:ilvl="7" w:tplc="080A0003" w:tentative="1">
+      <w:start w:val="1"/>
+      <w:numFmt w:val="bullet"/>
+      <w:lvlText w:val="o"/>
+      <w:lvlJc w:val="left"/>
+      <w:pPr>
+        <w:ind w:left="5400" w:hanging="360"/>
+      </w:pPr>
+      <w:rPr>
+        <w:rFonts w:ascii="Courier New" w:hAnsi="Courier New" w:cs="Courier New" w:hint="default"/>
+      </w:rPr>
+    </w:lvl>
+    <w:lvl w:ilvl="8" w:tplc="080A0005" w:tentative="1">
+      <w:start w:val="1"/>
+      <w:numFmt w:val="bullet"/>
+      <w:lvlText w:val=""/>
+      <w:lvlJc w:val="left"/>
+      <w:pPr>
+        <w:ind w:left="6120" w:hanging="360"/>
+      </w:pPr>
+      <w:rPr>
+        <w:rFonts w:ascii="Wingdings" w:hAnsi="Wingdings" w:hint="default"/>
+      </w:rPr>
+    </w:lvl>
+  </w:abstractNum>
+  <w:abstractNum w:abstractNumId="7" w15:restartNumberingAfterBreak="0">
+    <w:nsid w:val="6D40716D"/>
+    <w:multiLevelType w:val="multilevel"/>
+    <w:tmpl w:val="81B43C76"/>
+    <w:lvl w:ilvl="0">
+      <w:start w:val="1"/>
+      <w:numFmt w:val="bullet"/>
+      <w:lvlText w:val=""/>
+      <w:lvlJc w:val="left"/>
+      <w:pPr>
+        <w:tabs>
+          <w:tab w:val="num" w:pos="360"/>
+        </w:tabs>
+        <w:ind w:left="360" w:hanging="360"/>
+      </w:pPr>
+      <w:rPr>
+        <w:rFonts w:ascii="Symbol" w:hAnsi="Symbol" w:hint="default"/>
+        <w:sz w:val="20"/>
+      </w:rPr>
+    </w:lvl>
+    <w:lvl w:ilvl="1" w:tentative="1">
+      <w:start w:val="1"/>
+      <w:numFmt w:val="bullet"/>
+      <w:lvlText w:val="o"/>
+      <w:lvlJc w:val="left"/>
+      <w:pPr>
+        <w:tabs>
+          <w:tab w:val="num" w:pos="1080"/>
+        </w:tabs>
+        <w:ind w:left="1080" w:hanging="360"/>
+      </w:pPr>
+      <w:rPr>
+        <w:rFonts w:ascii="Courier New" w:hAnsi="Courier New" w:hint="default"/>
+        <w:sz w:val="20"/>
+      </w:rPr>
+    </w:lvl>
+    <w:lvl w:ilvl="2" w:tentative="1">
+      <w:start w:val="1"/>
+      <w:numFmt w:val="bullet"/>
+      <w:lvlText w:val=""/>
+      <w:lvlJc w:val="left"/>
+      <w:pPr>
+        <w:tabs>
+          <w:tab w:val="num" w:pos="1800"/>
+        </w:tabs>
+        <w:ind w:left="1800" w:hanging="360"/>
+      </w:pPr>
+      <w:rPr>
+        <w:rFonts w:ascii="Wingdings" w:hAnsi="Wingdings" w:hint="default"/>
+        <w:sz w:val="20"/>
+      </w:rPr>
+    </w:lvl>
+    <w:lvl w:ilvl="3" w:tentative="1">
+      <w:start w:val="1"/>
+      <w:numFmt w:val="bullet"/>
+      <w:lvlText w:val=""/>
+      <w:lvlJc w:val="left"/>
+      <w:pPr>
+        <w:tabs>
+          <w:tab w:val="num" w:pos="2520"/>
+        </w:tabs>
+        <w:ind w:left="2520" w:hanging="360"/>
+      </w:pPr>
+      <w:rPr>
+        <w:rFonts w:ascii="Wingdings" w:hAnsi="Wingdings" w:hint="default"/>
+        <w:sz w:val="20"/>
+      </w:rPr>
+    </w:lvl>
+    <w:lvl w:ilvl="4" w:tentative="1">
+      <w:start w:val="1"/>
+      <w:numFmt w:val="bullet"/>
+      <w:lvlText w:val=""/>
+      <w:lvlJc w:val="left"/>
+      <w:pPr>
+        <w:tabs>
+          <w:tab w:val="num" w:pos="3240"/>
+        </w:tabs>
+        <w:ind w:left="3240" w:hanging="360"/>
+      </w:pPr>
+      <w:rPr>
+        <w:rFonts w:ascii="Wingdings" w:hAnsi="Wingdings" w:hint="default"/>
+        <w:sz w:val="20"/>
+      </w:rPr>
+    </w:lvl>
+    <w:lvl w:ilvl="5" w:tentative="1">
+      <w:start w:val="1"/>
+      <w:numFmt w:val="bullet"/>
+      <w:lvlText w:val=""/>
+      <w:lvlJc w:val="left"/>
+      <w:pPr>
+        <w:tabs>
+          <w:tab w:val="num" w:pos="3960"/>
+        </w:tabs>
+        <w:ind w:left="3960" w:hanging="360"/>
+      </w:pPr>
+      <w:rPr>
+        <w:rFonts w:ascii="Wingdings" w:hAnsi="Wingdings" w:hint="default"/>
+        <w:sz w:val="20"/>
+      </w:rPr>
+    </w:lvl>
+    <w:lvl w:ilvl="6" w:tentative="1">
+      <w:start w:val="1"/>
+      <w:numFmt w:val="bullet"/>
+      <w:lvlText w:val=""/>
+      <w:lvlJc w:val="left"/>
+      <w:pPr>
+        <w:tabs>
+          <w:tab w:val="num" w:pos="4680"/>
+        </w:tabs>
+        <w:ind w:left="4680" w:hanging="360"/>
+      </w:pPr>
+      <w:rPr>
+        <w:rFonts w:ascii="Wingdings" w:hAnsi="Wingdings" w:hint="default"/>
+        <w:sz w:val="20"/>
+      </w:rPr>
+    </w:lvl>
+    <w:lvl w:ilvl="7" w:tentative="1">
+      <w:start w:val="1"/>
+      <w:numFmt w:val="bullet"/>
+      <w:lvlText w:val=""/>
+      <w:lvlJc w:val="left"/>
+      <w:pPr>
+        <w:tabs>
+          <w:tab w:val="num" w:pos="5400"/>
+        </w:tabs>
+        <w:ind w:left="5400" w:hanging="360"/>
+      </w:pPr>
+      <w:rPr>
+        <w:rFonts w:ascii="Wingdings" w:hAnsi="Wingdings" w:hint="default"/>
+        <w:sz w:val="20"/>
+      </w:rPr>
+    </w:lvl>
+    <w:lvl w:ilvl="8" w:tentative="1">
+      <w:start w:val="1"/>
+      <w:numFmt w:val="bullet"/>
+      <w:lvlText w:val=""/>
+      <w:lvlJc w:val="left"/>
+      <w:pPr>
+        <w:tabs>
+          <w:tab w:val="num" w:pos="6120"/>
+        </w:tabs>
+        <w:ind w:left="6120" w:hanging="360"/>
+      </w:pPr>
+      <w:rPr>
+        <w:rFonts w:ascii="Wingdings" w:hAnsi="Wingdings" w:hint="default"/>
+        <w:sz w:val="20"/>
+      </w:rPr>
+    </w:lvl>
+  </w:abstractNum>
+  <w:num w:numId="1" w16cid:durableId="1973944392">
+    <w:abstractNumId w:val="7"/>
+  </w:num>
+  <w:num w:numId="2" w16cid:durableId="932518183">
+    <w:abstractNumId w:val="3"/>
+  </w:num>
+  <w:num w:numId="3" w16cid:durableId="75834617">
+    <w:abstractNumId w:val="0"/>
+  </w:num>
+  <w:num w:numId="4" w16cid:durableId="440103462">
+    <w:abstractNumId w:val="6"/>
+  </w:num>
+  <w:num w:numId="5" w16cid:durableId="1978759880">
+    <w:abstractNumId w:val="4"/>
+  </w:num>
+  <w:num w:numId="6" w16cid:durableId="17901675">
+    <w:abstractNumId w:val="5"/>
+  </w:num>
+  <w:num w:numId="7" w16cid:durableId="1545169627">
+    <w:abstractNumId w:val="2"/>
+  </w:num>
+  <w:num w:numId="8" w16cid:durableId="1981376852">
+    <w:abstractNumId w:val="1"/>
+  </w:num>
+</w:numbering>
 </file>
 
 <file path=word/styles.xml><?xml version="1.0" encoding="utf-8"?>
@@ -2946,7 +4972,6 @@
     <w:next w:val="Normal"/>
     <w:link w:val="Ttulo2Car"/>
     <w:uiPriority w:val="9"/>
-    <w:semiHidden/>
     <w:unhideWhenUsed/>
     <w:qFormat/>
     <w:rsid w:val="007B2864"/>
@@ -3162,7 +5187,6 @@
     <w:basedOn w:val="Fuentedeprrafopredeter"/>
     <w:link w:val="Ttulo2"/>
     <w:uiPriority w:val="9"/>
-    <w:semiHidden/>
     <w:rsid w:val="007B2864"/>
     <w:rPr>
       <w:rFonts w:asciiTheme="majorHAnsi" w:eastAsiaTheme="majorEastAsia" w:hAnsiTheme="majorHAnsi" w:cstheme="majorBidi"/>
@@ -3433,6 +5457,25 @@
       <w:color w:val="2F5496" w:themeColor="accent1" w:themeShade="BF"/>
       <w:spacing w:val="5"/>
     </w:rPr>
+  </w:style>
+  <w:style w:type="table" w:styleId="Tablaconcuadrcula">
+    <w:name w:val="Table Grid"/>
+    <w:basedOn w:val="Tablanormal"/>
+    <w:uiPriority w:val="39"/>
+    <w:rsid w:val="009B30B4"/>
+    <w:pPr>
+      <w:spacing w:after="0" w:line="240" w:lineRule="auto"/>
+    </w:pPr>
+    <w:tblPr>
+      <w:tblBorders>
+        <w:top w:val="single" w:sz="4" w:space="0" w:color="auto"/>
+        <w:left w:val="single" w:sz="4" w:space="0" w:color="auto"/>
+        <w:bottom w:val="single" w:sz="4" w:space="0" w:color="auto"/>
+        <w:right w:val="single" w:sz="4" w:space="0" w:color="auto"/>
+        <w:insideH w:val="single" w:sz="4" w:space="0" w:color="auto"/>
+        <w:insideV w:val="single" w:sz="4" w:space="0" w:color="auto"/>
+      </w:tblBorders>
+    </w:tblPr>
   </w:style>
 </w:styles>
 </file>
